--- a/EECS_738_machine_learning/lab2/answer.docx
+++ b/EECS_738_machine_learning/lab2/answer.docx
@@ -23,6 +23,38 @@
         </w:rPr>
         <w:t>Lab 2</w:t>
       </w:r>
+    </w:p>
+    <w:p>
+      <w:pPr>
+        <w:jc w:val="center"/>
+        <w:rPr>
+          <w:rFonts w:ascii="Calibri" w:hAnsi="Calibri" w:cs="Calibri"/>
+          <w:lang w:val="en-US"/>
+        </w:rPr>
+      </w:pPr>
+      <w:r>
+        <w:rPr>
+          <w:rFonts w:ascii="Calibri" w:hAnsi="Calibri" w:cs="Calibri"/>
+          <w:lang w:val="en-US"/>
+        </w:rPr>
+        <w:t xml:space="preserve">by </w:t>
+      </w:r>
+      <w:r>
+        <w:rPr>
+          <w:rFonts w:ascii="Calibri" w:hAnsi="Calibri" w:cs="Calibri"/>
+          <w:lang w:val="en-US"/>
+        </w:rPr>
+        <w:t>Chuan Sun</w:t>
+      </w:r>
+    </w:p>
+    <w:p>
+      <w:pPr>
+        <w:jc w:val="center"/>
+        <w:rPr>
+          <w:rFonts w:ascii="Calibri" w:hAnsi="Calibri" w:cs="Calibri"/>
+          <w:lang w:val="en-US"/>
+        </w:rPr>
+      </w:pPr>
     </w:p>
     <w:p>
       <w:pPr>
@@ -544,19 +576,20 @@
         <w:rPr>
           <w:rFonts w:ascii="Calibri" w:hAnsi="Calibri" w:cs="Calibri"/>
         </w:rPr>
-        <w:t xml:space="preserve"> Thus I procceed with parameter tuning.</w:t>
-      </w:r>
-    </w:p>
-    <w:p>
-      <w:pPr>
-        <w:rPr>
-          <w:rFonts w:ascii="Calibri" w:hAnsi="Calibri" w:cs="Calibri"/>
-        </w:rPr>
-      </w:pPr>
-      <w:r>
-        <w:rPr>
-          <w:rFonts w:ascii="Calibri" w:hAnsi="Calibri" w:cs="Calibri"/>
-        </w:rPr>
+        <w:t xml:space="preserve"> Thus I proceed with parameter tuning.</w:t>
+      </w:r>
+    </w:p>
+    <w:p>
+      <w:pPr>
+        <w:rPr>
+          <w:rFonts w:ascii="Calibri" w:hAnsi="Calibri" w:cs="Calibri"/>
+        </w:rPr>
+      </w:pPr>
+      <w:r>
+        <w:rPr>
+          <w:rFonts w:ascii="Calibri" w:hAnsi="Calibri" w:cs="Calibri"/>
+        </w:rPr>
+        <w:lastRenderedPageBreak/>
         <w:t>I started with an important parameter: max_depth which controls the depth of the tree.</w:t>
       </w:r>
       <w:r>
@@ -584,10 +617,9 @@
           <w:rFonts w:ascii="Calibri" w:eastAsiaTheme="minorEastAsia" w:hAnsi="Calibri" w:cs="Calibri"/>
           <w:noProof/>
         </w:rPr>
-        <w:lastRenderedPageBreak/>
         <w:drawing>
           <wp:inline distT="0" distB="0" distL="0" distR="0">
-            <wp:extent cx="3159760" cy="2101986"/>
+            <wp:extent cx="3840480" cy="2554825"/>
             <wp:effectExtent l="0" t="0" r="0" b="0"/>
             <wp:docPr id="4" name="Picture 4" descr="A close up of a map&#10;&#10;Description automatically generated"/>
             <wp:cNvGraphicFramePr>
@@ -618,7 +650,7 @@
                   <pic:spPr bwMode="auto">
                     <a:xfrm>
                       <a:off x="0" y="0"/>
-                      <a:ext cx="3171051" cy="2109497"/>
+                      <a:ext cx="3863535" cy="2570162"/>
                     </a:xfrm>
                     <a:prstGeom prst="rect">
                       <a:avLst/>
@@ -667,6 +699,13 @@
         </w:rPr>
         <w:t>In order to try tuning more parameters more efficiently, I self-implemented a grid search that outputs the best model and accuracy based on the given parameter space.</w:t>
       </w:r>
+    </w:p>
+    <w:p>
+      <w:pPr>
+        <w:rPr>
+          <w:rFonts w:ascii="Calibri" w:hAnsi="Calibri" w:cs="Calibri"/>
+        </w:rPr>
+      </w:pPr>
     </w:p>
     <w:p>
       <w:pPr>
@@ -719,6 +758,13 @@
       <w:pPr>
         <w:rPr>
           <w:rFonts w:ascii="Calibri" w:hAnsi="Calibri" w:cs="Calibri"/>
+        </w:rPr>
+      </w:pPr>
+    </w:p>
+    <w:p>
+      <w:pPr>
+        <w:rPr>
+          <w:rFonts w:ascii="Calibri" w:hAnsi="Calibri" w:cs="Calibri"/>
           <w:lang w:val="en-US"/>
         </w:rPr>
       </w:pPr>
@@ -935,6 +981,14 @@
         </w:rPr>
         <w:t xml:space="preserve"> I tried random forest with grid search but the performance didn’t improve much, but when doing boosting, there were some good news.</w:t>
       </w:r>
+    </w:p>
+    <w:p>
+      <w:pPr>
+        <w:rPr>
+          <w:rFonts w:ascii="Calibri" w:hAnsi="Calibri" w:cs="Calibri"/>
+          <w:lang w:val="en-US"/>
+        </w:rPr>
+      </w:pPr>
     </w:p>
     <w:p>
       <w:pPr>
@@ -988,19 +1042,1164 @@
     <w:p>
       <w:pPr>
         <w:rPr>
+          <w:rFonts w:ascii="Calibri" w:hAnsi="Calibri" w:cs="Calibri"/>
+          <w:lang w:val="en-US"/>
+        </w:rPr>
+      </w:pPr>
+    </w:p>
+    <w:p>
+      <w:pPr>
+        <w:rPr>
+          <w:rFonts w:ascii="Calibri" w:hAnsi="Calibri" w:cs="Calibri"/>
+          <w:lang w:val="en-US"/>
+        </w:rPr>
+      </w:pPr>
+      <w:r>
+        <w:rPr>
+          <w:rFonts w:ascii="Calibri" w:hAnsi="Calibri" w:cs="Calibri"/>
+          <w:lang w:val="en-US"/>
+        </w:rPr>
+        <w:t>A Gradient Boosting classifier with 800 trees, deviance loss and 7 max_features would achieve an accuracy of around .906, which is a big improvement on one single tree.</w:t>
+      </w:r>
+      <w:r>
+        <w:rPr>
+          <w:rFonts w:ascii="Calibri" w:hAnsi="Calibri" w:cs="Calibri"/>
+          <w:lang w:val="en-US"/>
+        </w:rPr>
+        <w:t xml:space="preserve"> Take a look at the sensitivities and specificities:</w:t>
+      </w:r>
+    </w:p>
+    <w:p>
+      <w:pPr>
+        <w:jc w:val="center"/>
+        <w:rPr>
+          <w:rFonts w:ascii="Calibri" w:hAnsi="Calibri" w:cs="Calibri"/>
+          <w:lang w:val="en-US"/>
+        </w:rPr>
+      </w:pPr>
+      <w:r>
+        <w:rPr>
+          <w:rFonts w:ascii="Calibri" w:hAnsi="Calibri" w:cs="Calibri"/>
+          <w:lang w:val="en-US"/>
+        </w:rPr>
+        <w:lastRenderedPageBreak/>
+        <w:drawing>
+          <wp:inline distT="0" distB="0" distL="0" distR="0" wp14:anchorId="409D846F" wp14:editId="5512E6CB">
+            <wp:extent cx="2357120" cy="2188151"/>
+            <wp:effectExtent l="0" t="0" r="5080" b="0"/>
+            <wp:docPr id="7" name="Picture 7" descr="A close up of text on a white background&#10;&#10;Description automatically generated"/>
+            <wp:cNvGraphicFramePr>
+              <a:graphicFrameLocks xmlns:a="http://schemas.openxmlformats.org/drawingml/2006/main" noChangeAspect="1"/>
+            </wp:cNvGraphicFramePr>
+            <a:graphic xmlns:a="http://schemas.openxmlformats.org/drawingml/2006/main">
+              <a:graphicData uri="http://schemas.openxmlformats.org/drawingml/2006/picture">
+                <pic:pic xmlns:pic="http://schemas.openxmlformats.org/drawingml/2006/picture">
+                  <pic:nvPicPr>
+                    <pic:cNvPr id="1" name=""/>
+                    <pic:cNvPicPr/>
+                  </pic:nvPicPr>
+                  <pic:blipFill>
+                    <a:blip r:embed="rId11"/>
+                    <a:stretch>
+                      <a:fillRect/>
+                    </a:stretch>
+                  </pic:blipFill>
+                  <pic:spPr>
+                    <a:xfrm>
+                      <a:off x="0" y="0"/>
+                      <a:ext cx="2379961" cy="2209355"/>
+                    </a:xfrm>
+                    <a:prstGeom prst="rect">
+                      <a:avLst/>
+                    </a:prstGeom>
+                  </pic:spPr>
+                </pic:pic>
+              </a:graphicData>
+            </a:graphic>
+          </wp:inline>
+        </w:drawing>
+      </w:r>
+    </w:p>
+    <w:p>
+      <w:pPr>
+        <w:rPr>
+          <w:rFonts w:ascii="Calibri" w:hAnsi="Calibri" w:cs="Calibri"/>
+          <w:lang w:val="en-US"/>
+        </w:rPr>
+      </w:pPr>
+      <w:r>
+        <w:rPr>
+          <w:rFonts w:ascii="Calibri" w:hAnsi="Calibri" w:cs="Calibri"/>
+          <w:lang w:val="en-US"/>
+        </w:rPr>
+        <w:t xml:space="preserve">Wow! </w:t>
+      </w:r>
+      <w:r>
+        <w:rPr>
+          <w:rFonts w:ascii="Calibri" w:hAnsi="Calibri" w:cs="Calibri"/>
+          <w:lang w:val="en-US"/>
+        </w:rPr>
+        <w:t>We can observe that there’s a huge improvement on sensitivities of minority classes, thanks to the SMOTE oversampling.</w:t>
+      </w:r>
+      <w:r>
+        <w:rPr>
+          <w:rFonts w:ascii="Calibri" w:hAnsi="Calibri" w:cs="Calibri"/>
+          <w:lang w:val="en-US"/>
+        </w:rPr>
+        <w:t xml:space="preserve"> While on the other hand, accuracy on class 2 declined a little bit, which would be the direction of further performance tuning.</w:t>
+      </w:r>
+    </w:p>
+    <w:p>
+      <w:pPr>
+        <w:rPr>
+          <w:rFonts w:ascii="Calibri" w:hAnsi="Calibri" w:cs="Calibri"/>
+          <w:lang w:val="en-US"/>
+        </w:rPr>
+      </w:pPr>
+    </w:p>
+    <w:p>
+      <w:pPr>
+        <w:rPr>
+          <w:rFonts w:ascii="Calibri" w:hAnsi="Calibri" w:cs="Calibri"/>
+          <w:b/>
+          <w:bCs/>
+        </w:rPr>
+      </w:pPr>
+      <w:r>
+        <w:rPr>
+          <w:rFonts w:ascii="Calibri" w:hAnsi="Calibri" w:cs="Calibri"/>
+          <w:b/>
+          <w:bCs/>
+        </w:rPr>
+        <w:t>2</w:t>
+      </w:r>
+      <w:r>
+        <w:rPr>
+          <w:rFonts w:ascii="Calibri" w:hAnsi="Calibri" w:cs="Calibri"/>
+          <w:b/>
+          <w:bCs/>
+        </w:rPr>
+        <w:t xml:space="preserve">. </w:t>
+      </w:r>
+      <w:r>
+        <w:rPr>
+          <w:rFonts w:ascii="Calibri" w:hAnsi="Calibri" w:cs="Calibri"/>
+          <w:b/>
+          <w:bCs/>
+        </w:rPr>
+        <w:t>K Nearest Neighbor</w:t>
+      </w:r>
+    </w:p>
+    <w:p>
+      <w:pPr>
+        <w:rPr>
+          <w:rFonts w:ascii="Calibri" w:hAnsi="Calibri" w:cs="Calibri"/>
+          <w:lang w:val="en-US"/>
+        </w:rPr>
+      </w:pPr>
+      <w:r>
+        <w:rPr>
+          <w:rFonts w:ascii="Calibri" w:hAnsi="Calibri" w:cs="Calibri"/>
+          <w:lang w:val="en-US"/>
+        </w:rPr>
+        <w:t xml:space="preserve">Frankly speaking, I love the idea of KNN for its straightforwardness and </w:t>
+      </w:r>
+      <w:r>
+        <w:rPr>
           <w:rFonts w:ascii="Calibri" w:hAnsi="Calibri" w:cs="Calibri" w:hint="eastAsia"/>
           <w:lang w:val="en-US"/>
         </w:rPr>
-      </w:pPr>
-      <w:r>
-        <w:rPr>
-          <w:rFonts w:ascii="Calibri" w:hAnsi="Calibri" w:cs="Calibri"/>
-          <w:lang w:val="en-US"/>
-        </w:rPr>
-        <w:t>A Gradient Boosting classifier with 800 trees, deviance loss and 7 max_features would achieve an accuracy of around .906, which is a big improvement on one single tree.</w:t>
-      </w:r>
+        <w:t>i</w:t>
+      </w:r>
+      <w:r>
+        <w:rPr>
+          <w:rFonts w:ascii="Calibri" w:hAnsi="Calibri" w:cs="Calibri"/>
+          <w:lang w:val="en-US"/>
+        </w:rPr>
+        <w:t>nterpretability</w:t>
+      </w:r>
+      <w:r>
+        <w:rPr>
+          <w:rFonts w:ascii="Calibri" w:hAnsi="Calibri" w:cs="Calibri"/>
+          <w:lang w:val="en-US"/>
+        </w:rPr>
+        <w:t>.</w:t>
+      </w:r>
+      <w:r>
+        <w:rPr>
+          <w:rFonts w:ascii="Calibri" w:hAnsi="Calibri" w:cs="Calibri"/>
+          <w:lang w:val="en-US"/>
+        </w:rPr>
+        <w:t xml:space="preserve"> I’m also curious about KNN’s performance on oversampling.</w:t>
+      </w:r>
+      <w:r>
+        <w:rPr>
+          <w:rFonts w:ascii="Calibri" w:hAnsi="Calibri" w:cs="Calibri"/>
+          <w:lang w:val="en-US"/>
+        </w:rPr>
+        <w:t xml:space="preserve"> Let’s proceed.</w:t>
+      </w:r>
+    </w:p>
+    <w:p>
+      <w:pPr>
+        <w:rPr>
+          <w:rFonts w:ascii="Calibri" w:hAnsi="Calibri" w:cs="Calibri"/>
+          <w:lang w:val="en-US"/>
+        </w:rPr>
+      </w:pPr>
+      <w:r>
+        <w:rPr>
+          <w:rFonts w:ascii="Calibri" w:hAnsi="Calibri" w:cs="Calibri"/>
+          <w:lang w:val="en-US"/>
+        </w:rPr>
+        <w:t xml:space="preserve">I started with a simple KNN </w:t>
+      </w:r>
+      <w:r>
+        <w:rPr>
+          <w:rFonts w:ascii="Calibri" w:hAnsi="Calibri" w:cs="Calibri"/>
+          <w:lang w:val="en-US"/>
+        </w:rPr>
+        <w:t xml:space="preserve">on the original dataset </w:t>
+      </w:r>
+      <w:r>
+        <w:rPr>
+          <w:rFonts w:ascii="Calibri" w:hAnsi="Calibri" w:cs="Calibri"/>
+          <w:lang w:val="en-US"/>
+        </w:rPr>
+        <w:t>with n_neighbors set to 5 (by default). It reached .50 accuracy</w:t>
+      </w:r>
+      <w:r>
+        <w:rPr>
+          <w:rFonts w:ascii="Calibri" w:hAnsi="Calibri" w:cs="Calibri"/>
+          <w:lang w:val="en-US"/>
+        </w:rPr>
+        <w:t>, a little bit lower than the first untuned decision tree.</w:t>
+      </w:r>
+      <w:r>
+        <w:rPr>
+          <w:rFonts w:ascii="Calibri" w:hAnsi="Calibri" w:cs="Calibri"/>
+          <w:lang w:val="en-US"/>
+        </w:rPr>
+        <w:t xml:space="preserve"> Specificities are good, but sensitivities on minority suffers.</w:t>
+      </w:r>
+    </w:p>
+    <w:p>
+      <w:pPr>
+        <w:jc w:val="center"/>
+        <w:rPr>
+          <w:rFonts w:ascii="Calibri" w:hAnsi="Calibri" w:cs="Calibri"/>
+          <w:b/>
+          <w:bCs/>
+        </w:rPr>
+      </w:pPr>
+      <w:r>
+        <w:rPr>
+          <w:rFonts w:ascii="Calibri" w:hAnsi="Calibri" w:cs="Calibri"/>
+          <w:b/>
+          <w:bCs/>
+        </w:rPr>
+        <w:drawing>
+          <wp:inline distT="0" distB="0" distL="0" distR="0" wp14:anchorId="2CA632BB" wp14:editId="16180A0C">
+            <wp:extent cx="2123440" cy="1902248"/>
+            <wp:effectExtent l="0" t="0" r="0" b="3175"/>
+            <wp:docPr id="8" name="Picture 8" descr="A screenshot of a cell phone&#10;&#10;Description automatically generated"/>
+            <wp:cNvGraphicFramePr>
+              <a:graphicFrameLocks xmlns:a="http://schemas.openxmlformats.org/drawingml/2006/main" noChangeAspect="1"/>
+            </wp:cNvGraphicFramePr>
+            <a:graphic xmlns:a="http://schemas.openxmlformats.org/drawingml/2006/main">
+              <a:graphicData uri="http://schemas.openxmlformats.org/drawingml/2006/picture">
+                <pic:pic xmlns:pic="http://schemas.openxmlformats.org/drawingml/2006/picture">
+                  <pic:nvPicPr>
+                    <pic:cNvPr id="1" name=""/>
+                    <pic:cNvPicPr/>
+                  </pic:nvPicPr>
+                  <pic:blipFill>
+                    <a:blip r:embed="rId12"/>
+                    <a:stretch>
+                      <a:fillRect/>
+                    </a:stretch>
+                  </pic:blipFill>
+                  <pic:spPr>
+                    <a:xfrm>
+                      <a:off x="0" y="0"/>
+                      <a:ext cx="2133395" cy="1911166"/>
+                    </a:xfrm>
+                    <a:prstGeom prst="rect">
+                      <a:avLst/>
+                    </a:prstGeom>
+                  </pic:spPr>
+                </pic:pic>
+              </a:graphicData>
+            </a:graphic>
+          </wp:inline>
+        </w:drawing>
+      </w:r>
+    </w:p>
+    <w:p>
+      <w:pPr>
+        <w:rPr>
+          <w:rFonts w:ascii="Calibri" w:hAnsi="Calibri" w:cs="Calibri"/>
+          <w:lang w:val="en-US"/>
+        </w:rPr>
+      </w:pPr>
+      <w:r>
+        <w:rPr>
+          <w:rFonts w:ascii="Calibri" w:hAnsi="Calibri" w:cs="Calibri"/>
+          <w:lang w:val="en-US"/>
+        </w:rPr>
+        <w:t>Try our luck on the oversampled dataset:</w:t>
+      </w:r>
+    </w:p>
+    <w:p>
+      <w:pPr>
+        <w:jc w:val="center"/>
+        <w:rPr>
+          <w:rFonts w:ascii="Calibri" w:hAnsi="Calibri" w:cs="Calibri"/>
+          <w:lang w:val="en-US"/>
+        </w:rPr>
+      </w:pPr>
+      <w:r>
+        <w:rPr>
+          <w:rFonts w:ascii="Calibri" w:hAnsi="Calibri" w:cs="Calibri"/>
+          <w:lang w:val="en-US"/>
+        </w:rPr>
+        <w:drawing>
+          <wp:inline distT="0" distB="0" distL="0" distR="0" wp14:anchorId="679039AD" wp14:editId="0BE455C0">
+            <wp:extent cx="2143760" cy="1999322"/>
+            <wp:effectExtent l="0" t="0" r="2540" b="0"/>
+            <wp:docPr id="9" name="Picture 9" descr="A screenshot of a cell phone&#10;&#10;Description automatically generated"/>
+            <wp:cNvGraphicFramePr>
+              <a:graphicFrameLocks xmlns:a="http://schemas.openxmlformats.org/drawingml/2006/main" noChangeAspect="1"/>
+            </wp:cNvGraphicFramePr>
+            <a:graphic xmlns:a="http://schemas.openxmlformats.org/drawingml/2006/main">
+              <a:graphicData uri="http://schemas.openxmlformats.org/drawingml/2006/picture">
+                <pic:pic xmlns:pic="http://schemas.openxmlformats.org/drawingml/2006/picture">
+                  <pic:nvPicPr>
+                    <pic:cNvPr id="1" name=""/>
+                    <pic:cNvPicPr/>
+                  </pic:nvPicPr>
+                  <pic:blipFill>
+                    <a:blip r:embed="rId13"/>
+                    <a:stretch>
+                      <a:fillRect/>
+                    </a:stretch>
+                  </pic:blipFill>
+                  <pic:spPr>
+                    <a:xfrm>
+                      <a:off x="0" y="0"/>
+                      <a:ext cx="2149510" cy="2004685"/>
+                    </a:xfrm>
+                    <a:prstGeom prst="rect">
+                      <a:avLst/>
+                    </a:prstGeom>
+                  </pic:spPr>
+                </pic:pic>
+              </a:graphicData>
+            </a:graphic>
+          </wp:inline>
+        </w:drawing>
+      </w:r>
+    </w:p>
+    <w:p>
+      <w:pPr>
+        <w:rPr>
+          <w:rFonts w:ascii="Calibri" w:hAnsi="Calibri" w:cs="Calibri"/>
+          <w:lang w:val="en-US"/>
+        </w:rPr>
+      </w:pPr>
+      <w:r>
+        <w:rPr>
+          <w:rFonts w:ascii="Calibri" w:hAnsi="Calibri" w:cs="Calibri"/>
+          <w:lang w:val="en-US"/>
+        </w:rPr>
+        <w:t>It improved a lot!</w:t>
+      </w:r>
+      <w:r>
+        <w:rPr>
+          <w:rFonts w:ascii="Calibri" w:hAnsi="Calibri" w:cs="Calibri"/>
+          <w:lang w:val="en-US"/>
+        </w:rPr>
+        <w:t xml:space="preserve"> But TPR on class 2 declined as expected.</w:t>
+      </w:r>
+      <w:r>
+        <w:rPr>
+          <w:rFonts w:ascii="Calibri" w:hAnsi="Calibri" w:cs="Calibri"/>
+          <w:lang w:val="en-US"/>
+        </w:rPr>
+        <w:t xml:space="preserve"> And it’s time to </w:t>
+      </w:r>
+      <w:r>
+        <w:rPr>
+          <w:rFonts w:ascii="Calibri" w:hAnsi="Calibri" w:cs="Calibri"/>
+          <w:lang w:val="en-US"/>
+        </w:rPr>
+        <w:t>comparing</w:t>
+      </w:r>
+      <w:r>
+        <w:rPr>
+          <w:rFonts w:ascii="Calibri" w:hAnsi="Calibri" w:cs="Calibri"/>
+          <w:lang w:val="en-US"/>
+        </w:rPr>
+        <w:t xml:space="preserve"> </w:t>
+      </w:r>
+      <w:r>
+        <w:rPr>
+          <w:rFonts w:ascii="Calibri" w:hAnsi="Calibri" w:cs="Calibri"/>
+          <w:lang w:val="en-US"/>
+        </w:rPr>
+        <w:t>different</w:t>
+      </w:r>
+      <w:r>
+        <w:rPr>
+          <w:rFonts w:ascii="Calibri" w:hAnsi="Calibri" w:cs="Calibri"/>
+          <w:lang w:val="en-US"/>
+        </w:rPr>
+        <w:t xml:space="preserve"> n_neighbors. </w:t>
+      </w:r>
+      <w:r>
+        <w:rPr>
+          <w:rFonts w:ascii="Calibri" w:hAnsi="Calibri" w:cs="Calibri"/>
+          <w:lang w:val="en-US"/>
+        </w:rPr>
+        <w:t>Below are two charts depicting the performance change with n_neighbors for original and oversampled dataset.</w:t>
+      </w:r>
+    </w:p>
+    <w:tbl>
+      <w:tblPr>
+        <w:tblStyle w:val="TableGrid"/>
+        <w:tblW w:w="0" w:type="auto"/>
+        <w:tblBorders>
+          <w:top w:val="none" w:sz="0" w:space="0" w:color="auto"/>
+          <w:left w:val="none" w:sz="0" w:space="0" w:color="auto"/>
+          <w:bottom w:val="none" w:sz="0" w:space="0" w:color="auto"/>
+          <w:right w:val="none" w:sz="0" w:space="0" w:color="auto"/>
+          <w:insideH w:val="none" w:sz="0" w:space="0" w:color="auto"/>
+          <w:insideV w:val="none" w:sz="0" w:space="0" w:color="auto"/>
+        </w:tblBorders>
+        <w:tblLook w:val="04A0" w:firstRow="1" w:lastRow="0" w:firstColumn="1" w:lastColumn="0" w:noHBand="0" w:noVBand="1"/>
+      </w:tblPr>
+      <w:tblGrid>
+        <w:gridCol w:w="4508"/>
+        <w:gridCol w:w="4505"/>
+      </w:tblGrid>
+      <w:tr>
+        <w:tc>
+          <w:tcPr>
+            <w:tcW w:w="4505" w:type="dxa"/>
+          </w:tcPr>
+          <w:p>
+            <w:pPr>
+              <w:rPr>
+                <w:rFonts w:ascii="Calibri" w:hAnsi="Calibri" w:cs="Calibri"/>
+              </w:rPr>
+            </w:pPr>
+            <w:r>
+              <w:rPr>
+                <w:rFonts w:ascii="Calibri" w:hAnsi="Calibri" w:cs="Calibri"/>
+                <w:noProof/>
+              </w:rPr>
+              <w:lastRenderedPageBreak/>
+              <w:drawing>
+                <wp:inline distT="0" distB="0" distL="0" distR="0">
+                  <wp:extent cx="2725895" cy="1767840"/>
+                  <wp:effectExtent l="0" t="0" r="0" b="0"/>
+                  <wp:docPr id="13" name="Picture 13"/>
+                  <wp:cNvGraphicFramePr>
+                    <a:graphicFrameLocks xmlns:a="http://schemas.openxmlformats.org/drawingml/2006/main" noChangeAspect="1"/>
+                  </wp:cNvGraphicFramePr>
+                  <a:graphic xmlns:a="http://schemas.openxmlformats.org/drawingml/2006/main">
+                    <a:graphicData uri="http://schemas.openxmlformats.org/drawingml/2006/picture">
+                      <pic:pic xmlns:pic="http://schemas.openxmlformats.org/drawingml/2006/picture">
+                        <pic:nvPicPr>
+                          <pic:cNvPr id="0" name="Picture 11"/>
+                          <pic:cNvPicPr>
+                            <a:picLocks noChangeAspect="1" noChangeArrowheads="1"/>
+                          </pic:cNvPicPr>
+                        </pic:nvPicPr>
+                        <pic:blipFill>
+                          <a:blip r:embed="rId14">
+                            <a:extLst>
+                              <a:ext uri="{28A0092B-C50C-407E-A947-70E740481C1C}">
+                                <a14:useLocalDpi xmlns:a14="http://schemas.microsoft.com/office/drawing/2010/main" val="0"/>
+                              </a:ext>
+                            </a:extLst>
+                          </a:blip>
+                          <a:srcRect/>
+                          <a:stretch>
+                            <a:fillRect/>
+                          </a:stretch>
+                        </pic:blipFill>
+                        <pic:spPr bwMode="auto">
+                          <a:xfrm>
+                            <a:off x="0" y="0"/>
+                            <a:ext cx="2741868" cy="1778199"/>
+                          </a:xfrm>
+                          <a:prstGeom prst="rect">
+                            <a:avLst/>
+                          </a:prstGeom>
+                          <a:noFill/>
+                          <a:ln>
+                            <a:noFill/>
+                          </a:ln>
+                        </pic:spPr>
+                      </pic:pic>
+                    </a:graphicData>
+                  </a:graphic>
+                </wp:inline>
+              </w:drawing>
+            </w:r>
+          </w:p>
+          <w:p>
+            <w:pPr>
+              <w:rPr>
+                <w:rFonts w:ascii="Calibri" w:hAnsi="Calibri" w:cs="Calibri"/>
+                <w:i/>
+                <w:iCs/>
+                <w:lang w:val="en-US"/>
+              </w:rPr>
+            </w:pPr>
+            <w:r>
+              <w:rPr>
+                <w:rFonts w:ascii="Calibri" w:hAnsi="Calibri" w:cs="Calibri"/>
+                <w:lang w:val="en-US"/>
+              </w:rPr>
+              <w:t xml:space="preserve">                              </w:t>
+            </w:r>
+            <w:r>
+              <w:rPr>
+                <w:rFonts w:ascii="Calibri" w:hAnsi="Calibri" w:cs="Calibri"/>
+                <w:lang w:val="en-US"/>
+              </w:rPr>
+              <w:t xml:space="preserve">   </w:t>
+            </w:r>
+            <w:r>
+              <w:rPr>
+                <w:rFonts w:ascii="Calibri" w:hAnsi="Calibri" w:cs="Calibri"/>
+                <w:i/>
+                <w:iCs/>
+                <w:lang w:val="en-US"/>
+              </w:rPr>
+              <w:t>original</w:t>
+            </w:r>
+            <w:r>
+              <w:rPr>
+                <w:rFonts w:ascii="Calibri" w:hAnsi="Calibri" w:cs="Calibri"/>
+                <w:i/>
+                <w:iCs/>
+                <w:lang w:val="en-US"/>
+              </w:rPr>
+              <w:t xml:space="preserve">                                                   </w:t>
+            </w:r>
+          </w:p>
+        </w:tc>
+        <w:tc>
+          <w:tcPr>
+            <w:tcW w:w="4505" w:type="dxa"/>
+          </w:tcPr>
+          <w:p>
+            <w:r>
+              <w:rPr>
+                <w:noProof/>
+              </w:rPr>
+              <w:drawing>
+                <wp:inline distT="0" distB="0" distL="0" distR="0">
+                  <wp:extent cx="2708422" cy="1767840"/>
+                  <wp:effectExtent l="0" t="0" r="0" b="0"/>
+                  <wp:docPr id="12" name="Picture 12"/>
+                  <wp:cNvGraphicFramePr>
+                    <a:graphicFrameLocks xmlns:a="http://schemas.openxmlformats.org/drawingml/2006/main" noChangeAspect="1"/>
+                  </wp:cNvGraphicFramePr>
+                  <a:graphic xmlns:a="http://schemas.openxmlformats.org/drawingml/2006/main">
+                    <a:graphicData uri="http://schemas.openxmlformats.org/drawingml/2006/picture">
+                      <pic:pic xmlns:pic="http://schemas.openxmlformats.org/drawingml/2006/picture">
+                        <pic:nvPicPr>
+                          <pic:cNvPr id="0" name="Picture 9"/>
+                          <pic:cNvPicPr>
+                            <a:picLocks noChangeAspect="1" noChangeArrowheads="1"/>
+                          </pic:cNvPicPr>
+                        </pic:nvPicPr>
+                        <pic:blipFill>
+                          <a:blip r:embed="rId15">
+                            <a:extLst>
+                              <a:ext uri="{28A0092B-C50C-407E-A947-70E740481C1C}">
+                                <a14:useLocalDpi xmlns:a14="http://schemas.microsoft.com/office/drawing/2010/main" val="0"/>
+                              </a:ext>
+                            </a:extLst>
+                          </a:blip>
+                          <a:srcRect/>
+                          <a:stretch>
+                            <a:fillRect/>
+                          </a:stretch>
+                        </pic:blipFill>
+                        <pic:spPr bwMode="auto">
+                          <a:xfrm>
+                            <a:off x="0" y="0"/>
+                            <a:ext cx="2720903" cy="1775986"/>
+                          </a:xfrm>
+                          <a:prstGeom prst="rect">
+                            <a:avLst/>
+                          </a:prstGeom>
+                          <a:noFill/>
+                          <a:ln>
+                            <a:noFill/>
+                          </a:ln>
+                        </pic:spPr>
+                      </pic:pic>
+                    </a:graphicData>
+                  </a:graphic>
+                </wp:inline>
+              </w:drawing>
+            </w:r>
+          </w:p>
+          <w:p>
+            <w:pPr>
+              <w:jc w:val="both"/>
+              <w:rPr>
+                <w:rFonts w:ascii="Calibri" w:hAnsi="Calibri" w:cs="Calibri"/>
+                <w:i/>
+                <w:iCs/>
+                <w:lang w:val="en-US"/>
+              </w:rPr>
+            </w:pPr>
+            <w:r>
+              <w:rPr>
+                <w:lang w:val="en-US"/>
+              </w:rPr>
+              <w:t xml:space="preserve">                            </w:t>
+            </w:r>
+            <w:r>
+              <w:rPr>
+                <w:rFonts w:ascii="Calibri" w:hAnsi="Calibri" w:cs="Calibri"/>
+                <w:i/>
+                <w:iCs/>
+                <w:lang w:val="en-US"/>
+              </w:rPr>
+              <w:t>oversampled</w:t>
+            </w:r>
+          </w:p>
+          <w:p>
+            <w:pPr>
+              <w:jc w:val="both"/>
+              <w:rPr>
+                <w:lang w:val="en-US"/>
+              </w:rPr>
+            </w:pPr>
+          </w:p>
+        </w:tc>
+      </w:tr>
+    </w:tbl>
+    <w:p>
+      <w:pPr>
+        <w:rPr>
+          <w:rFonts w:ascii="Calibri" w:hAnsi="Calibri" w:cs="Calibri"/>
+          <w:lang w:val="en-US"/>
+        </w:rPr>
+      </w:pPr>
+      <w:r>
+        <w:rPr>
+          <w:rFonts w:ascii="Calibri" w:hAnsi="Calibri" w:cs="Calibri"/>
+          <w:lang w:val="en-US"/>
+        </w:rPr>
+        <w:t xml:space="preserve">I’m kind of surprised to find a completely reversed </w:t>
+      </w:r>
+      <w:r>
+        <w:rPr>
+          <w:rFonts w:ascii="Calibri" w:hAnsi="Calibri" w:cs="Calibri"/>
+          <w:lang w:val="en-US"/>
+        </w:rPr>
+        <w:t xml:space="preserve">performance </w:t>
+      </w:r>
+      <w:r>
+        <w:rPr>
+          <w:rFonts w:ascii="Calibri" w:hAnsi="Calibri" w:cs="Calibri"/>
+          <w:lang w:val="en-US"/>
+        </w:rPr>
+        <w:t>trend on original dataset and oversampled dataset.</w:t>
+      </w:r>
+      <w:r>
+        <w:rPr>
+          <w:rFonts w:ascii="Calibri" w:hAnsi="Calibri" w:cs="Calibri"/>
+          <w:lang w:val="en-US"/>
+        </w:rPr>
+        <w:t xml:space="preserve"> For the original dataset, it’s natural that increasing n_neighbors would take more neighbors into consideration, thus improving TPR (sensitivity) for the majority class.</w:t>
+      </w:r>
+      <w:r>
+        <w:rPr>
+          <w:rFonts w:ascii="Calibri" w:hAnsi="Calibri" w:cs="Calibri"/>
+          <w:lang w:val="en-US"/>
+        </w:rPr>
+        <w:t xml:space="preserve"> </w:t>
+      </w:r>
+      <w:r>
+        <w:rPr>
+          <w:rFonts w:ascii="Calibri" w:hAnsi="Calibri" w:cs="Calibri"/>
+          <w:lang w:val="en-US"/>
+        </w:rPr>
+        <w:t>T</w:t>
+      </w:r>
+      <w:r>
+        <w:rPr>
+          <w:rFonts w:ascii="Calibri" w:hAnsi="Calibri" w:cs="Calibri"/>
+          <w:lang w:val="en-US"/>
+        </w:rPr>
+        <w:t xml:space="preserve">hat’s </w:t>
+      </w:r>
+      <w:r>
+        <w:rPr>
+          <w:rFonts w:ascii="Calibri" w:hAnsi="Calibri" w:cs="Calibri"/>
+          <w:lang w:val="en-US"/>
+        </w:rPr>
+        <w:t xml:space="preserve">also </w:t>
+      </w:r>
+      <w:r>
+        <w:rPr>
+          <w:rFonts w:ascii="Calibri" w:hAnsi="Calibri" w:cs="Calibri"/>
+          <w:lang w:val="en-US"/>
+        </w:rPr>
+        <w:t xml:space="preserve">why there’s a performance limit, </w:t>
+      </w:r>
+      <w:r>
+        <w:rPr>
+          <w:rFonts w:ascii="Calibri" w:hAnsi="Calibri" w:cs="Calibri"/>
+          <w:lang w:val="en-US"/>
+        </w:rPr>
+        <w:t xml:space="preserve">While caring for more neighbors simply reduces the chance of minority classes being correctly classified, thus making it difficult to </w:t>
+      </w:r>
+      <w:r>
+        <w:rPr>
+          <w:rFonts w:ascii="Calibri" w:hAnsi="Calibri" w:cs="Calibri"/>
+          <w:lang w:val="en-US"/>
+        </w:rPr>
+        <w:t>reduc</w:t>
+      </w:r>
+      <w:r>
+        <w:rPr>
+          <w:rFonts w:ascii="Calibri" w:hAnsi="Calibri" w:cs="Calibri"/>
+          <w:lang w:val="en-US"/>
+        </w:rPr>
+        <w:t>e</w:t>
+      </w:r>
+      <w:r>
+        <w:rPr>
+          <w:rFonts w:ascii="Calibri" w:hAnsi="Calibri" w:cs="Calibri"/>
+          <w:lang w:val="en-US"/>
+        </w:rPr>
+        <w:t xml:space="preserve"> TNR(specificity) for minority classes</w:t>
+      </w:r>
+      <w:r>
+        <w:rPr>
+          <w:rFonts w:ascii="Calibri" w:hAnsi="Calibri" w:cs="Calibri"/>
+          <w:lang w:val="en-US"/>
+        </w:rPr>
+        <w:t>, and this is why there was a performance limit.</w:t>
+      </w:r>
+    </w:p>
+    <w:p>
+      <w:pPr>
+        <w:rPr>
+          <w:rFonts w:ascii="Calibri" w:hAnsi="Calibri" w:cs="Calibri"/>
+          <w:lang w:val="en-US"/>
+        </w:rPr>
+      </w:pPr>
+      <w:r>
+        <w:rPr>
+          <w:rFonts w:ascii="Calibri" w:hAnsi="Calibri" w:cs="Calibri"/>
+          <w:lang w:val="en-US"/>
+        </w:rPr>
+        <w:t>While for the oversampled dataset,</w:t>
+      </w:r>
+      <w:r>
+        <w:rPr>
+          <w:rFonts w:ascii="Calibri" w:hAnsi="Calibri" w:cs="Calibri"/>
+          <w:lang w:val="en-US"/>
+        </w:rPr>
+        <w:t xml:space="preserve"> </w:t>
+      </w:r>
+      <w:r>
+        <w:rPr>
+          <w:rFonts w:ascii="Calibri" w:hAnsi="Calibri" w:cs="Calibri"/>
+          <w:lang w:val="en-US"/>
+        </w:rPr>
+        <w:t>accuracy sharply declined as n_neighbors grew.</w:t>
+      </w:r>
+      <w:r>
+        <w:rPr>
+          <w:rFonts w:ascii="Calibri" w:hAnsi="Calibri" w:cs="Calibri"/>
+          <w:lang w:val="en-US"/>
+        </w:rPr>
+        <w:t xml:space="preserve"> I think the reason behind that is</w:t>
+      </w:r>
+      <w:r>
+        <w:rPr>
+          <w:rFonts w:ascii="Calibri" w:hAnsi="Calibri" w:cs="Calibri"/>
+          <w:lang w:val="en-US"/>
+        </w:rPr>
+        <w:t xml:space="preserve"> similar as above. A small n_neighbors would do well on most of the minority class points.</w:t>
+      </w:r>
+    </w:p>
+    <w:tbl>
+      <w:tblPr>
+        <w:tblStyle w:val="TableGrid"/>
+        <w:tblW w:w="0" w:type="auto"/>
+        <w:tblBorders>
+          <w:top w:val="none" w:sz="0" w:space="0" w:color="auto"/>
+          <w:left w:val="none" w:sz="0" w:space="0" w:color="auto"/>
+          <w:bottom w:val="none" w:sz="0" w:space="0" w:color="auto"/>
+          <w:right w:val="none" w:sz="0" w:space="0" w:color="auto"/>
+          <w:insideH w:val="none" w:sz="0" w:space="0" w:color="auto"/>
+          <w:insideV w:val="none" w:sz="0" w:space="0" w:color="auto"/>
+        </w:tblBorders>
+        <w:tblLook w:val="04A0" w:firstRow="1" w:lastRow="0" w:firstColumn="1" w:lastColumn="0" w:noHBand="0" w:noVBand="1"/>
+      </w:tblPr>
+      <w:tblGrid>
+        <w:gridCol w:w="4505"/>
+        <w:gridCol w:w="4505"/>
+      </w:tblGrid>
+      <w:tr>
+        <w:tc>
+          <w:tcPr>
+            <w:tcW w:w="4505" w:type="dxa"/>
+          </w:tcPr>
+          <w:p>
+            <w:pPr>
+              <w:rPr>
+                <w:lang w:val="en-US"/>
+              </w:rPr>
+            </w:pPr>
+            <w:r>
+              <w:rPr>
+                <w:lang w:val="en-US"/>
+              </w:rPr>
+              <w:drawing>
+                <wp:inline distT="0" distB="0" distL="0" distR="0" wp14:anchorId="3EF3DFB2" wp14:editId="3217F90B">
+                  <wp:extent cx="2672080" cy="2472387"/>
+                  <wp:effectExtent l="0" t="0" r="0" b="4445"/>
+                  <wp:docPr id="14" name="Picture 14"/>
+                  <wp:cNvGraphicFramePr>
+                    <a:graphicFrameLocks xmlns:a="http://schemas.openxmlformats.org/drawingml/2006/main" noChangeAspect="1"/>
+                  </wp:cNvGraphicFramePr>
+                  <a:graphic xmlns:a="http://schemas.openxmlformats.org/drawingml/2006/main">
+                    <a:graphicData uri="http://schemas.openxmlformats.org/drawingml/2006/picture">
+                      <pic:pic xmlns:pic="http://schemas.openxmlformats.org/drawingml/2006/picture">
+                        <pic:nvPicPr>
+                          <pic:cNvPr id="1" name=""/>
+                          <pic:cNvPicPr/>
+                        </pic:nvPicPr>
+                        <pic:blipFill>
+                          <a:blip r:embed="rId16"/>
+                          <a:stretch>
+                            <a:fillRect/>
+                          </a:stretch>
+                        </pic:blipFill>
+                        <pic:spPr>
+                          <a:xfrm>
+                            <a:off x="0" y="0"/>
+                            <a:ext cx="2691842" cy="2490672"/>
+                          </a:xfrm>
+                          <a:prstGeom prst="rect">
+                            <a:avLst/>
+                          </a:prstGeom>
+                        </pic:spPr>
+                      </pic:pic>
+                    </a:graphicData>
+                  </a:graphic>
+                </wp:inline>
+              </w:drawing>
+            </w:r>
+          </w:p>
+        </w:tc>
+        <w:tc>
+          <w:tcPr>
+            <w:tcW w:w="4505" w:type="dxa"/>
+          </w:tcPr>
+          <w:p>
+            <w:pPr>
+              <w:rPr>
+                <w:lang w:val="en-US"/>
+              </w:rPr>
+            </w:pPr>
+            <w:r>
+              <w:rPr>
+                <w:lang w:val="en-US"/>
+              </w:rPr>
+              <w:drawing>
+                <wp:inline distT="0" distB="0" distL="0" distR="0" wp14:anchorId="4B885D0D" wp14:editId="0078E776">
+                  <wp:extent cx="2702560" cy="2465493"/>
+                  <wp:effectExtent l="0" t="0" r="2540" b="0"/>
+                  <wp:docPr id="15" name="Picture 15"/>
+                  <wp:cNvGraphicFramePr>
+                    <a:graphicFrameLocks xmlns:a="http://schemas.openxmlformats.org/drawingml/2006/main" noChangeAspect="1"/>
+                  </wp:cNvGraphicFramePr>
+                  <a:graphic xmlns:a="http://schemas.openxmlformats.org/drawingml/2006/main">
+                    <a:graphicData uri="http://schemas.openxmlformats.org/drawingml/2006/picture">
+                      <pic:pic xmlns:pic="http://schemas.openxmlformats.org/drawingml/2006/picture">
+                        <pic:nvPicPr>
+                          <pic:cNvPr id="1" name=""/>
+                          <pic:cNvPicPr/>
+                        </pic:nvPicPr>
+                        <pic:blipFill>
+                          <a:blip r:embed="rId17"/>
+                          <a:stretch>
+                            <a:fillRect/>
+                          </a:stretch>
+                        </pic:blipFill>
+                        <pic:spPr>
+                          <a:xfrm>
+                            <a:off x="0" y="0"/>
+                            <a:ext cx="2727583" cy="2488321"/>
+                          </a:xfrm>
+                          <a:prstGeom prst="rect">
+                            <a:avLst/>
+                          </a:prstGeom>
+                        </pic:spPr>
+                      </pic:pic>
+                    </a:graphicData>
+                  </a:graphic>
+                </wp:inline>
+              </w:drawing>
+            </w:r>
+          </w:p>
+        </w:tc>
+      </w:tr>
+    </w:tbl>
+    <w:p>
+      <w:pPr>
+        <w:ind w:firstLine="720"/>
+        <w:rPr>
+          <w:i/>
+          <w:iCs/>
+          <w:lang w:val="en-US"/>
+        </w:rPr>
+      </w:pPr>
+      <w:r>
+        <w:rPr>
+          <w:rFonts w:ascii="Calibri" w:hAnsi="Calibri" w:cs="Calibri"/>
+          <w:i/>
+          <w:iCs/>
+          <w:lang w:val="en-US"/>
+        </w:rPr>
+        <w:t>KNN with n_neighbors 1</w:t>
+      </w:r>
+      <w:r>
+        <w:rPr>
+          <w:rFonts w:ascii="Calibri" w:hAnsi="Calibri" w:cs="Calibri"/>
+          <w:i/>
+          <w:iCs/>
+          <w:lang w:val="en-US"/>
+        </w:rPr>
+        <w:tab/>
+      </w:r>
+      <w:r>
+        <w:rPr>
+          <w:rFonts w:ascii="Calibri" w:hAnsi="Calibri" w:cs="Calibri"/>
+          <w:i/>
+          <w:iCs/>
+          <w:lang w:val="en-US"/>
+        </w:rPr>
+        <w:tab/>
+      </w:r>
+      <w:r>
+        <w:rPr>
+          <w:rFonts w:ascii="Calibri" w:hAnsi="Calibri" w:cs="Calibri"/>
+          <w:i/>
+          <w:iCs/>
+          <w:lang w:val="en-US"/>
+        </w:rPr>
+        <w:tab/>
+        <w:t xml:space="preserve">       </w:t>
+      </w:r>
+      <w:r>
+        <w:rPr>
+          <w:rFonts w:ascii="Calibri" w:hAnsi="Calibri" w:cs="Calibri"/>
+          <w:i/>
+          <w:iCs/>
+          <w:lang w:val="en-US"/>
+        </w:rPr>
+        <w:t>KNN with n_neighbors 1</w:t>
+      </w:r>
+      <w:r>
+        <w:rPr>
+          <w:rFonts w:ascii="Calibri" w:hAnsi="Calibri" w:cs="Calibri"/>
+          <w:i/>
+          <w:iCs/>
+          <w:lang w:val="en-US"/>
+        </w:rPr>
+        <w:t>0</w:t>
+      </w:r>
+    </w:p>
+    <w:p>
+      <w:pPr>
+        <w:rPr>
+          <w:lang w:val="en-US"/>
+        </w:rPr>
+      </w:pPr>
+    </w:p>
+    <w:p>
+      <w:pPr>
+        <w:rPr>
+          <w:rFonts w:ascii="Calibri" w:hAnsi="Calibri" w:cs="Calibri"/>
+          <w:lang w:val="en-US"/>
+        </w:rPr>
+      </w:pPr>
+      <w:r>
+        <w:rPr>
+          <w:rFonts w:ascii="Calibri" w:hAnsi="Calibri" w:cs="Calibri"/>
+          <w:lang w:val="en-US"/>
+        </w:rPr>
+        <w:t>From the above confusion matrix, it can be observed that sensitivities for both majority and minority class declines as n_neighbors grew from 1 to 10</w:t>
+      </w:r>
+      <w:r>
+        <w:rPr>
+          <w:rFonts w:ascii="Calibri" w:hAnsi="Calibri" w:cs="Calibri"/>
+          <w:lang w:val="en-US"/>
+        </w:rPr>
+        <w:t xml:space="preserve">. </w:t>
+      </w:r>
+      <w:r>
+        <w:rPr>
+          <w:rFonts w:ascii="Calibri" w:hAnsi="Calibri" w:cs="Calibri"/>
+          <w:lang w:val="en-US"/>
+        </w:rPr>
+        <w:t>The</w:t>
+      </w:r>
+      <w:r>
+        <w:rPr>
+          <w:rFonts w:ascii="Calibri" w:hAnsi="Calibri" w:cs="Calibri"/>
+          <w:lang w:val="en-US"/>
+        </w:rPr>
+        <w:t>o</w:t>
+      </w:r>
+      <w:r>
+        <w:rPr>
+          <w:rFonts w:ascii="Calibri" w:hAnsi="Calibri" w:cs="Calibri"/>
+          <w:lang w:val="en-US"/>
+        </w:rPr>
+        <w:t>retically, c</w:t>
+      </w:r>
+      <w:r>
+        <w:rPr>
+          <w:rFonts w:ascii="Calibri" w:hAnsi="Calibri" w:cs="Calibri"/>
+          <w:lang w:val="en-US"/>
+        </w:rPr>
+        <w:t>onsidering more neighbors acts against the mechanism of SMOTE oversampling.</w:t>
+      </w:r>
+    </w:p>
+    <w:p>
+      <w:pPr>
+        <w:rPr>
+          <w:rFonts w:ascii="Calibri" w:hAnsi="Calibri" w:cs="Calibri"/>
+          <w:lang w:val="en-US"/>
+        </w:rPr>
+      </w:pPr>
+    </w:p>
+    <w:p>
+      <w:pPr>
+        <w:rPr>
+          <w:rFonts w:ascii="Calibri" w:hAnsi="Calibri" w:cs="Calibri"/>
+          <w:i/>
+          <w:iCs/>
+          <w:lang w:val="en-US"/>
+        </w:rPr>
+      </w:pPr>
+      <w:r>
+        <w:rPr>
+          <w:rFonts w:ascii="Calibri" w:hAnsi="Calibri" w:cs="Calibri"/>
+          <w:i/>
+          <w:iCs/>
+          <w:lang w:val="en-US"/>
+        </w:rPr>
+        <w:t xml:space="preserve">*Note: the detailed codes and notebooks </w:t>
+      </w:r>
+      <w:r>
+        <w:rPr>
+          <w:rFonts w:ascii="Calibri" w:hAnsi="Calibri" w:cs="Calibri"/>
+          <w:i/>
+          <w:iCs/>
+          <w:lang w:val="en-US"/>
+        </w:rPr>
+        <w:t xml:space="preserve">for this lab </w:t>
+      </w:r>
+      <w:r>
+        <w:rPr>
+          <w:rFonts w:ascii="Calibri" w:hAnsi="Calibri" w:cs="Calibri"/>
+          <w:i/>
+          <w:iCs/>
+          <w:lang w:val="en-US"/>
+        </w:rPr>
+        <w:t>can be found at:</w:t>
+      </w:r>
+    </w:p>
+    <w:p>
+      <w:pPr>
+        <w:rPr>
+          <w:i/>
+          <w:iCs/>
+        </w:rPr>
+      </w:pPr>
+      <w:r>
+        <w:rPr>
+          <w:rFonts w:ascii="Calibri" w:hAnsi="Calibri" w:cs="Calibri"/>
+          <w:i/>
+          <w:iCs/>
+          <w:lang w:val="en-US"/>
+        </w:rPr>
+        <w:t xml:space="preserve">Decision Tree: </w:t>
+      </w:r>
+      <w:hyperlink r:id="rId18" w:history="1">
+        <w:r>
+          <w:rPr>
+            <w:rStyle w:val="Hyperlink"/>
+            <w:i/>
+            <w:iCs/>
+          </w:rPr>
+          <w:t>https://github.com/telenovelachuan/data_science/blob/master/EECS_738_machine_learning/lab2/decision_tree.ipynb</w:t>
+        </w:r>
+      </w:hyperlink>
+    </w:p>
+    <w:p>
+      <w:pPr>
+        <w:rPr>
+          <w:rFonts w:ascii="Calibri" w:hAnsi="Calibri" w:cs="Calibri"/>
+          <w:lang w:val="en-US"/>
+        </w:rPr>
+      </w:pPr>
       <w:bookmarkStart w:id="0" w:name="_GoBack"/>
       <w:bookmarkEnd w:id="0"/>
+    </w:p>
+    <w:p>
+      <w:pPr>
+        <w:rPr>
+          <w:i/>
+          <w:iCs/>
+        </w:rPr>
+      </w:pPr>
+      <w:r>
+        <w:rPr>
+          <w:rFonts w:ascii="Calibri" w:hAnsi="Calibri" w:cs="Calibri"/>
+          <w:i/>
+          <w:iCs/>
+          <w:lang w:val="en-US"/>
+        </w:rPr>
+        <w:lastRenderedPageBreak/>
+        <w:t xml:space="preserve">KNN: </w:t>
+      </w:r>
+      <w:hyperlink r:id="rId19" w:history="1">
+        <w:r>
+          <w:rPr>
+            <w:rStyle w:val="Hyperlink"/>
+            <w:i/>
+            <w:iCs/>
+          </w:rPr>
+          <w:t>https://github.com/telenovelachuan/data_science/blob/master/EECS_738_machine_learning/lab2/KNN.ipynb</w:t>
+        </w:r>
+      </w:hyperlink>
+    </w:p>
+    <w:p>
+      <w:pPr>
+        <w:rPr>
+          <w:rFonts w:ascii="Calibri" w:hAnsi="Calibri" w:cs="Calibri" w:hint="eastAsia"/>
+        </w:rPr>
+      </w:pPr>
     </w:p>
     <w:sectPr>
       <w:pgSz w:w="11900" w:h="16840"/>
@@ -1665,6 +2864,34 @@
       <w:rFonts w:asciiTheme="minorHAnsi" w:eastAsiaTheme="minorEastAsia" w:hAnsiTheme="minorHAnsi" w:cstheme="minorBidi"/>
     </w:rPr>
   </w:style>
+  <w:style w:type="table" w:styleId="TableGrid">
+    <w:name w:val="Table Grid"/>
+    <w:basedOn w:val="TableNormal"/>
+    <w:uiPriority w:val="39"/>
+    <w:rsid w:val="00B845A5"/>
+    <w:tblPr>
+      <w:tblBorders>
+        <w:top w:val="single" w:sz="4" w:space="0" w:color="auto"/>
+        <w:left w:val="single" w:sz="4" w:space="0" w:color="auto"/>
+        <w:bottom w:val="single" w:sz="4" w:space="0" w:color="auto"/>
+        <w:right w:val="single" w:sz="4" w:space="0" w:color="auto"/>
+        <w:insideH w:val="single" w:sz="4" w:space="0" w:color="auto"/>
+        <w:insideV w:val="single" w:sz="4" w:space="0" w:color="auto"/>
+      </w:tblBorders>
+    </w:tblPr>
+  </w:style>
+  <w:style w:type="character" w:styleId="Hyperlink">
+    <w:name w:val="Hyperlink"/>
+    <w:basedOn w:val="DefaultParagraphFont"/>
+    <w:uiPriority w:val="99"/>
+    <w:semiHidden/>
+    <w:unhideWhenUsed/>
+    <w:rsid w:val="00454597"/>
+    <w:rPr>
+      <w:color w:val="0000FF"/>
+      <w:u w:val="single"/>
+    </w:rPr>
+  </w:style>
 </w:styles>
 </file>
 

--- a/EECS_738_machine_learning/lab2/answer.docx
+++ b/EECS_738_machine_learning/lab2/answer.docx
@@ -72,7 +72,20 @@
         <w:rPr>
           <w:rFonts w:ascii="Calibri" w:hAnsi="Calibri" w:cs="Calibri"/>
         </w:rPr>
-        <w:t xml:space="preserve"> Some preprocessing and feature engineering process are done beforehand:</w:t>
+        <w:t xml:space="preserve"> Some preprocessing and feature engineering process</w:t>
+      </w:r>
+      <w:r>
+        <w:rPr>
+          <w:rFonts w:ascii="Calibri" w:hAnsi="Calibri" w:cs="Calibri"/>
+          <w:lang w:val="en-US"/>
+        </w:rPr>
+        <w:t>es</w:t>
+      </w:r>
+      <w:r>
+        <w:rPr>
+          <w:rFonts w:ascii="Calibri" w:hAnsi="Calibri" w:cs="Calibri"/>
+        </w:rPr>
+        <w:t xml:space="preserve"> are done beforehand:</w:t>
       </w:r>
     </w:p>
     <w:p>
@@ -89,8 +102,67 @@
       <w:r>
         <w:rPr>
           <w:rFonts w:ascii="Calibri" w:hAnsi="Calibri" w:cs="Calibri"/>
-        </w:rPr>
-        <w:t>label encoding month and day column</w:t>
+          <w:lang w:val="en-US"/>
+        </w:rPr>
+        <w:t xml:space="preserve">apply </w:t>
+      </w:r>
+      <w:r>
+        <w:rPr>
+          <w:rFonts w:ascii="Calibri" w:hAnsi="Calibri" w:cs="Calibri"/>
+        </w:rPr>
+        <w:t xml:space="preserve">label encoding </w:t>
+      </w:r>
+      <w:r>
+        <w:rPr>
+          <w:rFonts w:ascii="Calibri" w:hAnsi="Calibri" w:cs="Calibri"/>
+          <w:lang w:val="en-US"/>
+        </w:rPr>
+        <w:t>on the “</w:t>
+      </w:r>
+      <w:r>
+        <w:rPr>
+          <w:rFonts w:ascii="Calibri" w:hAnsi="Calibri" w:cs="Calibri"/>
+        </w:rPr>
+        <w:t>month</w:t>
+      </w:r>
+      <w:r>
+        <w:rPr>
+          <w:rFonts w:ascii="Calibri" w:hAnsi="Calibri" w:cs="Calibri"/>
+          <w:lang w:val="en-US"/>
+        </w:rPr>
+        <w:t>”</w:t>
+      </w:r>
+      <w:r>
+        <w:rPr>
+          <w:rFonts w:ascii="Calibri" w:hAnsi="Calibri" w:cs="Calibri"/>
+        </w:rPr>
+        <w:t xml:space="preserve"> and </w:t>
+      </w:r>
+      <w:r>
+        <w:rPr>
+          <w:rFonts w:ascii="Calibri" w:hAnsi="Calibri" w:cs="Calibri"/>
+          <w:lang w:val="en-US"/>
+        </w:rPr>
+        <w:t>“</w:t>
+      </w:r>
+      <w:r>
+        <w:rPr>
+          <w:rFonts w:ascii="Calibri" w:hAnsi="Calibri" w:cs="Calibri"/>
+        </w:rPr>
+        <w:t>day</w:t>
+      </w:r>
+      <w:r>
+        <w:rPr>
+          <w:rFonts w:ascii="Calibri" w:hAnsi="Calibri" w:cs="Calibri"/>
+          <w:lang w:val="en-US"/>
+        </w:rPr>
+        <w:t>”</w:t>
+      </w:r>
+      <w:r>
+        <w:rPr>
+          <w:rFonts w:ascii="Calibri" w:hAnsi="Calibri" w:cs="Calibri"/>
+        </w:rPr>
+        <w:t xml:space="preserve"> column</w:t>
       </w:r>
     </w:p>
     <w:p>
@@ -108,7 +180,20 @@
         <w:rPr>
           <w:rFonts w:ascii="Calibri" w:hAnsi="Calibri" w:cs="Calibri"/>
         </w:rPr>
-        <w:t>take the log of area column</w:t>
+        <w:t>take the log</w:t>
+      </w:r>
+      <w:r>
+        <w:rPr>
+          <w:rFonts w:ascii="Calibri" w:hAnsi="Calibri" w:cs="Calibri"/>
+          <w:lang w:val="en-US"/>
+        </w:rPr>
+        <w:t>arithm</w:t>
+      </w:r>
+      <w:r>
+        <w:rPr>
+          <w:rFonts w:ascii="Calibri" w:hAnsi="Calibri" w:cs="Calibri"/>
+        </w:rPr>
+        <w:t xml:space="preserve"> of area column</w:t>
       </w:r>
     </w:p>
     <w:p>
@@ -126,7 +211,7 @@
         <w:rPr>
           <w:rFonts w:ascii="Calibri" w:hAnsi="Calibri" w:cs="Calibri"/>
         </w:rPr>
-        <w:t xml:space="preserve">cutting the </w:t>
+        <w:t xml:space="preserve">cut the </w:t>
       </w:r>
       <w:r>
         <w:rPr>
@@ -294,6 +379,7 @@
       <w:pPr>
         <w:rPr>
           <w:rFonts w:ascii="Calibri" w:hAnsi="Calibri" w:cs="Calibri"/>
+          <w:lang w:val="en-US"/>
         </w:rPr>
       </w:pPr>
       <w:r>
@@ -307,6 +393,13 @@
           <w:rFonts w:ascii="Calibri" w:hAnsi="Calibri" w:cs="Calibri"/>
         </w:rPr>
         <w:t xml:space="preserve"> Besides, I also self-implemented 2 functions to calculate sensitivity and specificity matrix for multi-label classification</w:t>
+      </w:r>
+      <w:r>
+        <w:rPr>
+          <w:rFonts w:ascii="Calibri" w:hAnsi="Calibri" w:cs="Calibri"/>
+          <w:lang w:val="en-US"/>
+        </w:rPr>
+        <w:t>.</w:t>
       </w:r>
     </w:p>
     <w:p>
@@ -343,7 +436,20 @@
         <w:rPr>
           <w:rFonts w:ascii="Calibri" w:hAnsi="Calibri" w:cs="Calibri"/>
         </w:rPr>
-        <w:t xml:space="preserve">I start with a simple decision tree </w:t>
+        <w:t>I start</w:t>
+      </w:r>
+      <w:r>
+        <w:rPr>
+          <w:rFonts w:ascii="Calibri" w:hAnsi="Calibri" w:cs="Calibri"/>
+          <w:lang w:val="en-US"/>
+        </w:rPr>
+        <w:t>ed</w:t>
+      </w:r>
+      <w:r>
+        <w:rPr>
+          <w:rFonts w:ascii="Calibri" w:hAnsi="Calibri" w:cs="Calibri"/>
+        </w:rPr>
+        <w:t xml:space="preserve"> with a simple decision tree </w:t>
       </w:r>
       <w:r>
         <w:rPr>
@@ -590,7 +696,20 @@
           <w:rFonts w:ascii="Calibri" w:hAnsi="Calibri" w:cs="Calibri"/>
         </w:rPr>
         <w:lastRenderedPageBreak/>
-        <w:t>I started with an important parameter: max_depth which controls the depth of the tree.</w:t>
+        <w:t>I started</w:t>
+      </w:r>
+      <w:r>
+        <w:rPr>
+          <w:rFonts w:ascii="Calibri" w:hAnsi="Calibri" w:cs="Calibri"/>
+          <w:lang w:val="en-US"/>
+        </w:rPr>
+        <w:t xml:space="preserve"> off</w:t>
+      </w:r>
+      <w:r>
+        <w:rPr>
+          <w:rFonts w:ascii="Calibri" w:hAnsi="Calibri" w:cs="Calibri"/>
+        </w:rPr>
+        <w:t xml:space="preserve"> with an important parameter: max_depth which controls the depth of the tree.</w:t>
       </w:r>
       <w:r>
         <w:rPr>
@@ -684,20 +803,46 @@
         <w:rPr>
           <w:rFonts w:ascii="Calibri" w:hAnsi="Calibri" w:cs="Calibri"/>
         </w:rPr>
-        <w:t>The performance peaks at around 14, and slightly fluctuate afterwards. So setting max_depth to be 14 would be a good way to avoid overfitting.</w:t>
-      </w:r>
-    </w:p>
-    <w:p>
-      <w:pPr>
-        <w:rPr>
-          <w:rFonts w:ascii="Calibri" w:hAnsi="Calibri" w:cs="Calibri"/>
-        </w:rPr>
-      </w:pPr>
-      <w:r>
-        <w:rPr>
-          <w:rFonts w:ascii="Calibri" w:hAnsi="Calibri" w:cs="Calibri"/>
-        </w:rPr>
-        <w:t>In order to try tuning more parameters more efficiently, I self-implemented a grid search that outputs the best model and accuracy based on the given parameter space.</w:t>
+        <w:t>The performance peaks at around 14, and slightly fluctuate</w:t>
+      </w:r>
+      <w:r>
+        <w:rPr>
+          <w:rFonts w:ascii="Calibri" w:hAnsi="Calibri" w:cs="Calibri"/>
+          <w:lang w:val="en-US"/>
+        </w:rPr>
+        <w:t>s</w:t>
+      </w:r>
+      <w:r>
+        <w:rPr>
+          <w:rFonts w:ascii="Calibri" w:hAnsi="Calibri" w:cs="Calibri"/>
+        </w:rPr>
+        <w:t xml:space="preserve"> afterwards. So max_depth to be 14 would be a good way to avoid overfitting.</w:t>
+      </w:r>
+    </w:p>
+    <w:p>
+      <w:pPr>
+        <w:rPr>
+          <w:rFonts w:ascii="Calibri" w:hAnsi="Calibri" w:cs="Calibri"/>
+        </w:rPr>
+      </w:pPr>
+      <w:r>
+        <w:rPr>
+          <w:rFonts w:ascii="Calibri" w:hAnsi="Calibri" w:cs="Calibri"/>
+        </w:rPr>
+        <w:t xml:space="preserve">In order to try tuning more parameters more efficiently, I self-implemented a grid search that outputs the best model and accuracy based on </w:t>
+      </w:r>
+      <w:r>
+        <w:rPr>
+          <w:rFonts w:ascii="Calibri" w:hAnsi="Calibri" w:cs="Calibri"/>
+          <w:lang w:val="en-US"/>
+        </w:rPr>
+        <w:t>any</w:t>
+      </w:r>
+      <w:r>
+        <w:rPr>
+          <w:rFonts w:ascii="Calibri" w:hAnsi="Calibri" w:cs="Calibri"/>
+        </w:rPr>
+        <w:t xml:space="preserve"> given parameter space.</w:t>
       </w:r>
     </w:p>
     <w:p>
@@ -1347,7 +1492,28 @@
           <w:rFonts w:ascii="Calibri" w:hAnsi="Calibri" w:cs="Calibri"/>
           <w:lang w:val="en-US"/>
         </w:rPr>
-        <w:t>Try our luck on the oversampled dataset:</w:t>
+        <w:t>Then t</w:t>
+      </w:r>
+      <w:r>
+        <w:rPr>
+          <w:rFonts w:ascii="Calibri" w:hAnsi="Calibri" w:cs="Calibri"/>
+          <w:lang w:val="en-US"/>
+        </w:rPr>
+        <w:t>ry our luck</w:t>
+      </w:r>
+      <w:r>
+        <w:rPr>
+          <w:rFonts w:ascii="Calibri" w:hAnsi="Calibri" w:cs="Calibri"/>
+          <w:lang w:val="en-US"/>
+        </w:rPr>
+        <w:t xml:space="preserve"> by applying the same KNN</w:t>
+      </w:r>
+      <w:r>
+        <w:rPr>
+          <w:rFonts w:ascii="Calibri" w:hAnsi="Calibri" w:cs="Calibri"/>
+          <w:lang w:val="en-US"/>
+        </w:rPr>
+        <w:t xml:space="preserve"> on the oversampled dataset:</w:t>
       </w:r>
     </w:p>
     <w:p>
@@ -1419,7 +1585,21 @@
           <w:rFonts w:ascii="Calibri" w:hAnsi="Calibri" w:cs="Calibri"/>
           <w:lang w:val="en-US"/>
         </w:rPr>
-        <w:t xml:space="preserve"> But TPR on class 2 declined as expected.</w:t>
+        <w:t xml:space="preserve"> But TPR on class 2 declined as </w:t>
+      </w:r>
+      <w:r>
+        <w:rPr>
+          <w:rFonts w:ascii="Calibri" w:hAnsi="Calibri" w:cs="Calibri"/>
+          <w:lang w:val="en-US"/>
+        </w:rPr>
+        <w:t>well</w:t>
+      </w:r>
+      <w:r>
+        <w:rPr>
+          <w:rFonts w:ascii="Calibri" w:hAnsi="Calibri" w:cs="Calibri"/>
+          <w:lang w:val="en-US"/>
+        </w:rPr>
+        <w:t>.</w:t>
       </w:r>
       <w:r>
         <w:rPr>
@@ -1433,7 +1613,14 @@
           <w:rFonts w:ascii="Calibri" w:hAnsi="Calibri" w:cs="Calibri"/>
           <w:lang w:val="en-US"/>
         </w:rPr>
-        <w:t>comparing</w:t>
+        <w:t>compar</w:t>
+      </w:r>
+      <w:r>
+        <w:rPr>
+          <w:rFonts w:ascii="Calibri" w:hAnsi="Calibri" w:cs="Calibri"/>
+          <w:lang w:val="en-US"/>
+        </w:rPr>
+        <w:t>e</w:t>
       </w:r>
       <w:r>
         <w:rPr>
@@ -1461,7 +1648,21 @@
           <w:rFonts w:ascii="Calibri" w:hAnsi="Calibri" w:cs="Calibri"/>
           <w:lang w:val="en-US"/>
         </w:rPr>
-        <w:t>Below are two charts depicting the performance change with n_neighbors for original and oversampled dataset.</w:t>
+        <w:t xml:space="preserve">Below are two charts depicting the performance change with n_neighbors </w:t>
+      </w:r>
+      <w:r>
+        <w:rPr>
+          <w:rFonts w:ascii="Calibri" w:hAnsi="Calibri" w:cs="Calibri"/>
+          <w:lang w:val="en-US"/>
+        </w:rPr>
+        <w:t>on the</w:t>
+      </w:r>
+      <w:r>
+        <w:rPr>
+          <w:rFonts w:ascii="Calibri" w:hAnsi="Calibri" w:cs="Calibri"/>
+          <w:lang w:val="en-US"/>
+        </w:rPr>
+        <w:t xml:space="preserve"> original and oversampled dataset.</w:t>
       </w:r>
     </w:p>
     <w:tbl>
@@ -1735,34 +1936,6 @@
           <w:rFonts w:ascii="Calibri" w:hAnsi="Calibri" w:cs="Calibri"/>
           <w:lang w:val="en-US"/>
         </w:rPr>
-        <w:t>T</w:t>
-      </w:r>
-      <w:r>
-        <w:rPr>
-          <w:rFonts w:ascii="Calibri" w:hAnsi="Calibri" w:cs="Calibri"/>
-          <w:lang w:val="en-US"/>
-        </w:rPr>
-        <w:t xml:space="preserve">hat’s </w:t>
-      </w:r>
-      <w:r>
-        <w:rPr>
-          <w:rFonts w:ascii="Calibri" w:hAnsi="Calibri" w:cs="Calibri"/>
-          <w:lang w:val="en-US"/>
-        </w:rPr>
-        <w:t xml:space="preserve">also </w:t>
-      </w:r>
-      <w:r>
-        <w:rPr>
-          <w:rFonts w:ascii="Calibri" w:hAnsi="Calibri" w:cs="Calibri"/>
-          <w:lang w:val="en-US"/>
-        </w:rPr>
-        <w:t xml:space="preserve">why there’s a performance limit, </w:t>
-      </w:r>
-      <w:r>
-        <w:rPr>
-          <w:rFonts w:ascii="Calibri" w:hAnsi="Calibri" w:cs="Calibri"/>
-          <w:lang w:val="en-US"/>
-        </w:rPr>
         <w:t xml:space="preserve">While caring for more neighbors simply reduces the chance of minority classes being correctly classified, thus making it difficult to </w:t>
       </w:r>
       <w:r>
@@ -2163,8 +2336,6 @@
           <w:lang w:val="en-US"/>
         </w:rPr>
       </w:pPr>
-      <w:bookmarkStart w:id="0" w:name="_GoBack"/>
-      <w:bookmarkEnd w:id="0"/>
     </w:p>
     <w:p>
       <w:pPr>
@@ -2180,7 +2351,6 @@
           <w:iCs/>
           <w:lang w:val="en-US"/>
         </w:rPr>
-        <w:lastRenderedPageBreak/>
         <w:t xml:space="preserve">KNN: </w:t>
       </w:r>
       <w:hyperlink r:id="rId19" w:history="1">
@@ -2193,13 +2363,8 @@
           <w:t>https://github.com/telenovelachuan/data_science/blob/master/EECS_738_machine_learning/lab2/KNN.ipynb</w:t>
         </w:r>
       </w:hyperlink>
-    </w:p>
-    <w:p>
-      <w:pPr>
-        <w:rPr>
-          <w:rFonts w:ascii="Calibri" w:hAnsi="Calibri" w:cs="Calibri" w:hint="eastAsia"/>
-        </w:rPr>
-      </w:pPr>
+      <w:bookmarkStart w:id="0" w:name="_GoBack"/>
+      <w:bookmarkEnd w:id="0"/>
     </w:p>
     <w:sectPr>
       <w:pgSz w:w="11900" w:h="16840"/>
@@ -2892,6 +3057,32 @@
       <w:u w:val="single"/>
     </w:rPr>
   </w:style>
+  <w:style w:type="paragraph" w:styleId="BalloonText">
+    <w:name w:val="Balloon Text"/>
+    <w:basedOn w:val="Normal"/>
+    <w:link w:val="BalloonTextChar"/>
+    <w:uiPriority w:val="99"/>
+    <w:semiHidden/>
+    <w:unhideWhenUsed/>
+    <w:rsid w:val="003B5231"/>
+    <w:rPr>
+      <w:sz w:val="18"/>
+      <w:szCs w:val="18"/>
+    </w:rPr>
+  </w:style>
+  <w:style w:type="character" w:customStyle="1" w:styleId="BalloonTextChar">
+    <w:name w:val="Balloon Text Char"/>
+    <w:basedOn w:val="DefaultParagraphFont"/>
+    <w:link w:val="BalloonText"/>
+    <w:uiPriority w:val="99"/>
+    <w:semiHidden/>
+    <w:rsid w:val="003B5231"/>
+    <w:rPr>
+      <w:rFonts w:ascii="Times New Roman" w:eastAsia="Times New Roman" w:hAnsi="Times New Roman" w:cs="Times New Roman"/>
+      <w:sz w:val="18"/>
+      <w:szCs w:val="18"/>
+    </w:rPr>
+  </w:style>
 </w:styles>
 </file>
 

--- a/EECS_738_machine_learning/lab2/answer.docx
+++ b/EECS_738_machine_learning/lab2/answer.docx
@@ -29,32 +29,10 @@
         <w:jc w:val="center"/>
         <w:rPr>
           <w:rFonts w:ascii="Calibri" w:hAnsi="Calibri" w:cs="Calibri"/>
-          <w:lang w:val="en-US"/>
-        </w:rPr>
-      </w:pPr>
-      <w:r>
-        <w:rPr>
-          <w:rFonts w:ascii="Calibri" w:hAnsi="Calibri" w:cs="Calibri"/>
-          <w:lang w:val="en-US"/>
-        </w:rPr>
-        <w:t xml:space="preserve">by </w:t>
-      </w:r>
-      <w:r>
-        <w:rPr>
-          <w:rFonts w:ascii="Calibri" w:hAnsi="Calibri" w:cs="Calibri"/>
-          <w:lang w:val="en-US"/>
-        </w:rPr>
-        <w:t>Chuan Sun</w:t>
-      </w:r>
-    </w:p>
-    <w:p>
-      <w:pPr>
-        <w:jc w:val="center"/>
-        <w:rPr>
-          <w:rFonts w:ascii="Calibri" w:hAnsi="Calibri" w:cs="Calibri"/>
-          <w:lang w:val="en-US"/>
-        </w:rPr>
-      </w:pPr>
+        </w:rPr>
+      </w:pPr>
+      <w:bookmarkStart w:id="0" w:name="_GoBack"/>
+      <w:bookmarkEnd w:id="0"/>
     </w:p>
     <w:p>
       <w:pPr>
@@ -336,37 +314,7 @@
         <w:rPr>
           <w:rFonts w:ascii="Calibri" w:hAnsi="Calibri" w:cs="Calibri"/>
         </w:rPr>
-        <w:t xml:space="preserve">So I did some oversampling using SMOTE mechanism, which tends to </w:t>
-      </w:r>
-      <w:r>
-        <w:rPr>
-          <w:rFonts w:ascii="Calibri" w:hAnsi="Calibri" w:cs="Calibri"/>
-        </w:rPr>
-        <w:t xml:space="preserve">add more </w:t>
-      </w:r>
-      <w:r>
-        <w:rPr>
-          <w:rFonts w:ascii="Calibri" w:hAnsi="Calibri" w:cs="Calibri"/>
-        </w:rPr>
-        <w:t xml:space="preserve">sample </w:t>
-      </w:r>
-      <w:r>
-        <w:rPr>
-          <w:rFonts w:ascii="Calibri" w:hAnsi="Calibri" w:cs="Calibri"/>
-        </w:rPr>
-        <w:t xml:space="preserve">points </w:t>
-      </w:r>
-      <w:r>
-        <w:rPr>
-          <w:rFonts w:ascii="Calibri" w:hAnsi="Calibri" w:cs="Calibri"/>
-        </w:rPr>
-        <w:t>on</w:t>
-      </w:r>
-      <w:r>
-        <w:rPr>
-          <w:rFonts w:ascii="Calibri" w:hAnsi="Calibri" w:cs="Calibri"/>
-        </w:rPr>
-        <w:t xml:space="preserve"> the line between two minority class points</w:t>
+        <w:t>So I did some oversampling using SMOTE mechanism, which tends to add more sample points on the line between two minority class points</w:t>
       </w:r>
       <w:r>
         <w:rPr>
@@ -486,6 +434,7 @@
       <w:r>
         <w:rPr>
           <w:rFonts w:ascii="Calibri" w:hAnsi="Calibri" w:cs="Calibri"/>
+          <w:noProof/>
         </w:rPr>
         <w:drawing>
           <wp:inline distT="0" distB="0" distL="0" distR="0" wp14:anchorId="37C4AC6D" wp14:editId="1A609621">
@@ -526,6 +475,7 @@
       <w:r>
         <w:rPr>
           <w:rFonts w:ascii="Calibri" w:hAnsi="Calibri" w:cs="Calibri"/>
+          <w:noProof/>
         </w:rPr>
         <w:drawing>
           <wp:inline distT="0" distB="0" distL="0" distR="0" wp14:anchorId="38684B60" wp14:editId="14206CE2">
@@ -861,6 +811,7 @@
       <w:r>
         <w:rPr>
           <w:rFonts w:ascii="Calibri" w:hAnsi="Calibri" w:cs="Calibri"/>
+          <w:noProof/>
         </w:rPr>
         <w:drawing>
           <wp:inline distT="0" distB="0" distL="0" distR="0" wp14:anchorId="5EBF90D8" wp14:editId="6E3FD590">
@@ -1145,6 +1096,7 @@
       <w:r>
         <w:rPr>
           <w:rFonts w:ascii="Calibri" w:hAnsi="Calibri" w:cs="Calibri"/>
+          <w:noProof/>
           <w:lang w:val="en-US"/>
         </w:rPr>
         <w:drawing>
@@ -1225,6 +1177,7 @@
       <w:r>
         <w:rPr>
           <w:rFonts w:ascii="Calibri" w:hAnsi="Calibri" w:cs="Calibri"/>
+          <w:noProof/>
           <w:lang w:val="en-US"/>
         </w:rPr>
         <w:lastRenderedPageBreak/>
@@ -1442,6 +1395,7 @@
           <w:rFonts w:ascii="Calibri" w:hAnsi="Calibri" w:cs="Calibri"/>
           <w:b/>
           <w:bCs/>
+          <w:noProof/>
         </w:rPr>
         <w:drawing>
           <wp:inline distT="0" distB="0" distL="0" distR="0" wp14:anchorId="2CA632BB" wp14:editId="16180A0C">
@@ -1527,6 +1481,7 @@
       <w:r>
         <w:rPr>
           <w:rFonts w:ascii="Calibri" w:hAnsi="Calibri" w:cs="Calibri"/>
+          <w:noProof/>
           <w:lang w:val="en-US"/>
         </w:rPr>
         <w:drawing>
@@ -2041,6 +1996,7 @@
             </w:pPr>
             <w:r>
               <w:rPr>
+                <w:noProof/>
                 <w:lang w:val="en-US"/>
               </w:rPr>
               <w:drawing>
@@ -2093,6 +2049,7 @@
             </w:pPr>
             <w:r>
               <w:rPr>
+                <w:noProof/>
                 <w:lang w:val="en-US"/>
               </w:rPr>
               <w:drawing>
@@ -2179,25 +2136,7 @@
           <w:lang w:val="en-US"/>
         </w:rPr>
         <w:tab/>
-        <w:t xml:space="preserve">       </w:t>
-      </w:r>
-      <w:r>
-        <w:rPr>
-          <w:rFonts w:ascii="Calibri" w:hAnsi="Calibri" w:cs="Calibri"/>
-          <w:i/>
-          <w:iCs/>
-          <w:lang w:val="en-US"/>
-        </w:rPr>
-        <w:t>KNN with n_neighbors 1</w:t>
-      </w:r>
-      <w:r>
-        <w:rPr>
-          <w:rFonts w:ascii="Calibri" w:hAnsi="Calibri" w:cs="Calibri"/>
-          <w:i/>
-          <w:iCs/>
-          <w:lang w:val="en-US"/>
-        </w:rPr>
-        <w:t>0</w:t>
+        <w:t xml:space="preserve">       KNN with n_neighbors 10</w:t>
       </w:r>
     </w:p>
     <w:p>
@@ -2363,8 +2302,6 @@
           <w:t>https://github.com/telenovelachuan/data_science/blob/master/EECS_738_machine_learning/lab2/KNN.ipynb</w:t>
         </w:r>
       </w:hyperlink>
-      <w:bookmarkStart w:id="0" w:name="_GoBack"/>
-      <w:bookmarkEnd w:id="0"/>
     </w:p>
     <w:sectPr>
       <w:pgSz w:w="11900" w:h="16840"/>
